--- a/assets/downloads/simulation-29/instructions-for-all-sps.docx
+++ b/assets/downloads/simulation-29/instructions-for-all-sps.docx
@@ -648,6 +648,7 @@
           <w:sz w:val="24"/>
           <w:szCs w:val="24"/>
         </w:rPr>
+        <w:pageBreakBefore/>
       </w:pPr>
       <w:r>
         <w:rPr>
@@ -1435,6 +1436,7 @@
           <w:sz w:val="24"/>
           <w:szCs w:val="24"/>
         </w:rPr>
+        <w:pageBreakBefore/>
       </w:pPr>
       <w:r>
         <w:rPr>
@@ -2043,6 +2045,7 @@
           <w:sz w:val="24"/>
           <w:szCs w:val="24"/>
         </w:rPr>
+        <w:pageBreakBefore/>
       </w:pPr>
       <w:r>
         <w:rPr>
@@ -2320,6 +2323,7 @@
           <w:sz w:val="24"/>
           <w:szCs w:val="24"/>
         </w:rPr>
+        <w:pageBreakBefore/>
       </w:pPr>
       <w:r>
         <w:rPr>
@@ -3058,6 +3062,7 @@
           <w:sz w:val="24"/>
           <w:szCs w:val="24"/>
         </w:rPr>
+        <w:pageBreakBefore/>
       </w:pPr>
       <w:r>
         <w:rPr>
@@ -3452,6 +3457,7 @@
           <w:sz w:val="24"/>
           <w:szCs w:val="24"/>
         </w:rPr>
+        <w:pageBreakBefore/>
       </w:pPr>
       <w:r>
         <w:rPr>
@@ -3942,6 +3948,7 @@
           <w:sz w:val="24"/>
           <w:szCs w:val="24"/>
         </w:rPr>
+        <w:pageBreakBefore/>
       </w:pPr>
       <w:r>
         <w:rPr>
